--- a/Contacts.docx
+++ b/Contacts.docx
@@ -1315,292 +1315,6 @@
         <w:rPr>
           <w:rtl w:val="0"/>
         </w:rPr>
-      </w:r>
-    </w:p>
-    <w:p>
-      <w:pPr>
-        <w:rPr/>
-      </w:pPr>
-      <w:r>
-        <w:rPr>
-          <w:rtl w:val="0"/>
-        </w:rPr>
-        <w:t xml:space="preserve">HERE Emilien—-</w:t>
-      </w:r>
-    </w:p>
-    <w:p>
-      <w:pPr>
-        <w:rPr/>
-      </w:pPr>
-      <w:r>
-        <w:rPr>
-          <w:rtl w:val="0"/>
-        </w:rPr>
-      </w:r>
-    </w:p>
-    <w:p>
-      <w:pPr>
-        <w:rPr/>
-      </w:pPr>
-      <w:r>
-        <w:rPr>
-          <w:rtl w:val="0"/>
-        </w:rPr>
-        <w:t xml:space="preserve">https://www.sciencedirect.com/science/article/abs/pii/S0167487014000063?</w:t>
-      </w:r>
-    </w:p>
-    <w:p>
-      <w:pPr>
-        <w:rPr/>
-      </w:pPr>
-      <w:r>
-        <w:rPr>
-          <w:rtl w:val="0"/>
-        </w:rPr>
-      </w:r>
-    </w:p>
-    <w:p>
-      <w:pPr>
-        <w:rPr/>
-      </w:pPr>
-      <w:r>
-        <w:rPr>
-          <w:rtl w:val="0"/>
-        </w:rPr>
-        <w:t xml:space="preserve">https://drh.ma/sante-et-bien-etre-des-collaborateurs-grace-a-la-gamification/</w:t>
-      </w:r>
-    </w:p>
-    <w:p>
-      <w:pPr>
-        <w:rPr/>
-      </w:pPr>
-      <w:r>
-        <w:rPr>
-          <w:rtl w:val="0"/>
-        </w:rPr>
-      </w:r>
-    </w:p>
-    <w:p>
-      <w:pPr>
-        <w:pBdr>
-          <w:top w:color="auto" w:space="0" w:sz="0" w:val="none"/>
-          <w:bottom w:color="auto" w:space="0" w:sz="0" w:val="none"/>
-          <w:right w:color="auto" w:space="0" w:sz="0" w:val="none"/>
-          <w:between w:color="auto" w:space="0" w:sz="0" w:val="none"/>
-        </w:pBdr>
-        <w:shd w:fill="ffffff" w:val="clear"/>
-        <w:spacing w:after="240" w:before="240" w:lineRule="auto"/>
-        <w:ind w:left="0" w:firstLine="0"/>
-        <w:rPr>
-          <w:rFonts w:ascii="Roboto" w:cs="Roboto" w:eastAsia="Roboto" w:hAnsi="Roboto"/>
-          <w:color w:val="333333"/>
-          <w:sz w:val="24"/>
-          <w:szCs w:val="24"/>
-        </w:rPr>
-      </w:pPr>
-      <w:r>
-        <w:rPr>
-          <w:rtl w:val="0"/>
-        </w:rPr>
-      </w:r>
-    </w:p>
-    <w:p>
-      <w:pPr>
-        <w:pBdr>
-          <w:top w:color="auto" w:space="0" w:sz="0" w:val="none"/>
-          <w:bottom w:color="auto" w:space="0" w:sz="0" w:val="none"/>
-          <w:right w:color="auto" w:space="0" w:sz="0" w:val="none"/>
-          <w:between w:color="auto" w:space="0" w:sz="0" w:val="none"/>
-        </w:pBdr>
-        <w:shd w:fill="ffffff" w:val="clear"/>
-        <w:spacing w:after="480" w:lineRule="auto"/>
-        <w:ind w:left="720" w:firstLine="0"/>
-        <w:rPr>
-          <w:rFonts w:ascii="Roboto" w:cs="Roboto" w:eastAsia="Roboto" w:hAnsi="Roboto"/>
-          <w:color w:val="333333"/>
-          <w:sz w:val="24"/>
-          <w:szCs w:val="24"/>
-        </w:rPr>
-      </w:pPr>
-      <w:r>
-        <w:pict>
-          <v:rect style="width:0.0pt;height:1.5pt" o:hr="t" o:hrstd="t" o:hralign="center" fillcolor="#A0A0A0" stroked="f"/>
-        </w:pict>
-      </w:r>
-      <w:r>
-        <w:rPr>
-          <w:rtl w:val="0"/>
-        </w:rPr>
-      </w:r>
-    </w:p>
-    <w:p>
-      <w:pPr>
-        <w:pBdr>
-          <w:top w:color="auto" w:space="0" w:sz="0" w:val="none"/>
-          <w:bottom w:color="auto" w:space="0" w:sz="0" w:val="none"/>
-          <w:right w:color="auto" w:space="0" w:sz="0" w:val="none"/>
-          <w:between w:color="auto" w:space="0" w:sz="0" w:val="none"/>
-        </w:pBdr>
-        <w:shd w:fill="ffffff" w:val="clear"/>
-        <w:spacing w:after="240" w:before="240" w:lineRule="auto"/>
-        <w:ind w:left="720" w:firstLine="0"/>
-        <w:rPr>
-          <w:rFonts w:ascii="Roboto" w:cs="Roboto" w:eastAsia="Roboto" w:hAnsi="Roboto"/>
-          <w:color w:val="333333"/>
-          <w:sz w:val="24"/>
-          <w:szCs w:val="24"/>
-        </w:rPr>
-      </w:pPr>
-      <w:r>
-        <w:rPr>
-          <w:rFonts w:ascii="Roboto" w:cs="Roboto" w:eastAsia="Roboto" w:hAnsi="Roboto"/>
-          <w:b w:val="1"/>
-          <w:bCs w:val="1"/>
-          <w:color w:val="333333"/>
-          <w:sz w:val="24"/>
-          <w:szCs w:val="24"/>
-          <w:rtl w:val="0"/>
-        </w:rPr>
-        <w:t xml:space="preserve">Target:</w:t>
-        <w:br w:type="textWrapping"/>
-      </w:r>
-      <w:r>
-        <w:rPr>
-          <w:rFonts w:ascii="Roboto" w:cs="Roboto" w:eastAsia="Roboto" w:hAnsi="Roboto"/>
-          <w:color w:val="333333"/>
-          <w:sz w:val="24"/>
-          <w:szCs w:val="24"/>
-          <w:rtl w:val="0"/>
-        </w:rPr>
-        <w:t xml:space="preserve"> Target, the retail giant, implemented a gamification program called </w:t>
-      </w:r>
-      <w:r>
-        <w:rPr>
-          <w:rFonts w:ascii="Roboto" w:cs="Roboto" w:eastAsia="Roboto" w:hAnsi="Roboto"/>
-          <w:i w:val="1"/>
-          <w:iCs w:val="1"/>
-          <w:color w:val="333333"/>
-          <w:sz w:val="24"/>
-          <w:szCs w:val="24"/>
-          <w:rtl w:val="0"/>
-        </w:rPr>
-        <w:t xml:space="preserve">“Walk the Talk.”</w:t>
-      </w:r>
-      <w:r>
-        <w:rPr>
-          <w:rFonts w:ascii="Roboto" w:cs="Roboto" w:eastAsia="Roboto" w:hAnsi="Roboto"/>
-          <w:color w:val="333333"/>
-          <w:sz w:val="24"/>
-          <w:szCs w:val="24"/>
-          <w:rtl w:val="0"/>
-        </w:rPr>
-        <w:t xml:space="preserve"> This program encourages employees to walk more by offering daily and weekly walking challenges. Employees can track their progress through a mobile app and earn rewards by reaching their step goals.</w:t>
-      </w:r>
-    </w:p>
-    <w:p>
-      <w:pPr>
-        <w:pBdr>
-          <w:top w:color="auto" w:space="0" w:sz="0" w:val="none"/>
-          <w:bottom w:color="auto" w:space="0" w:sz="0" w:val="none"/>
-          <w:right w:color="auto" w:space="0" w:sz="0" w:val="none"/>
-          <w:between w:color="auto" w:space="0" w:sz="0" w:val="none"/>
-        </w:pBdr>
-        <w:shd w:fill="ffffff" w:val="clear"/>
-        <w:spacing w:after="240" w:before="240" w:lineRule="auto"/>
-        <w:ind w:left="720" w:firstLine="0"/>
-        <w:rPr>
-          <w:rFonts w:ascii="Roboto" w:cs="Roboto" w:eastAsia="Roboto" w:hAnsi="Roboto"/>
-          <w:color w:val="333333"/>
-          <w:sz w:val="24"/>
-          <w:szCs w:val="24"/>
-        </w:rPr>
-      </w:pPr>
-      <w:r>
-        <w:rPr>
-          <w:rFonts w:ascii="Roboto" w:cs="Roboto" w:eastAsia="Roboto" w:hAnsi="Roboto"/>
-          <w:b w:val="1"/>
-          <w:bCs w:val="1"/>
-          <w:color w:val="333333"/>
-          <w:sz w:val="24"/>
-          <w:szCs w:val="24"/>
-          <w:rtl w:val="0"/>
-        </w:rPr>
-        <w:t xml:space="preserve">Google:</w:t>
-        <w:br w:type="textWrapping"/>
-      </w:r>
-      <w:r>
-        <w:rPr>
-          <w:rFonts w:ascii="Roboto" w:cs="Roboto" w:eastAsia="Roboto" w:hAnsi="Roboto"/>
-          <w:color w:val="333333"/>
-          <w:sz w:val="24"/>
-          <w:szCs w:val="24"/>
-          <w:rtl w:val="0"/>
-        </w:rPr>
-        <w:t xml:space="preserve"> Google, known for its innovative work environment, has integrated gamification into its wellness program by creating fitness and nutrition challenges. Employees can sign up for team-based challenges, such as running or preparing healthy meals, and earn points for their team by achieving specific goals.</w:t>
-      </w:r>
-    </w:p>
-    <w:p>
-      <w:pPr>
-        <w:pBdr>
-          <w:top w:color="auto" w:space="0" w:sz="0" w:val="none"/>
-          <w:bottom w:color="auto" w:space="0" w:sz="0" w:val="none"/>
-          <w:right w:color="auto" w:space="0" w:sz="0" w:val="none"/>
-          <w:between w:color="auto" w:space="0" w:sz="0" w:val="none"/>
-        </w:pBdr>
-        <w:shd w:fill="ffffff" w:val="clear"/>
-        <w:spacing w:after="240" w:before="240" w:lineRule="auto"/>
-        <w:ind w:left="720" w:firstLine="0"/>
-        <w:rPr>
-          <w:rFonts w:ascii="Roboto" w:cs="Roboto" w:eastAsia="Roboto" w:hAnsi="Roboto"/>
-          <w:color w:val="333333"/>
-          <w:sz w:val="24"/>
-          <w:szCs w:val="24"/>
-        </w:rPr>
-      </w:pPr>
-      <w:r>
-        <w:rPr>
-          <w:rFonts w:ascii="Roboto" w:cs="Roboto" w:eastAsia="Roboto" w:hAnsi="Roboto"/>
-          <w:b w:val="1"/>
-          <w:bCs w:val="1"/>
-          <w:color w:val="333333"/>
-          <w:sz w:val="24"/>
-          <w:szCs w:val="24"/>
-          <w:rtl w:val="0"/>
-        </w:rPr>
-        <w:t xml:space="preserve">Marriott:</w:t>
-        <w:br w:type="textWrapping"/>
-      </w:r>
-      <w:r>
-        <w:rPr>
-          <w:rFonts w:ascii="Roboto" w:cs="Roboto" w:eastAsia="Roboto" w:hAnsi="Roboto"/>
-          <w:color w:val="333333"/>
-          <w:sz w:val="24"/>
-          <w:szCs w:val="24"/>
-          <w:rtl w:val="0"/>
-        </w:rPr>
-        <w:t xml:space="preserve"> Marriott International developed a mobile game called </w:t>
-      </w:r>
-      <w:r>
-        <w:rPr>
-          <w:rFonts w:ascii="Roboto" w:cs="Roboto" w:eastAsia="Roboto" w:hAnsi="Roboto"/>
-          <w:i w:val="1"/>
-          <w:iCs w:val="1"/>
-          <w:color w:val="333333"/>
-          <w:sz w:val="24"/>
-          <w:szCs w:val="24"/>
-          <w:rtl w:val="0"/>
-        </w:rPr>
-        <w:t xml:space="preserve">“TakeCare Level30,”</w:t>
-      </w:r>
-      <w:r>
-        <w:rPr>
-          <w:rFonts w:ascii="Roboto" w:cs="Roboto" w:eastAsia="Roboto" w:hAnsi="Roboto"/>
-          <w:color w:val="333333"/>
-          <w:sz w:val="24"/>
-          <w:szCs w:val="24"/>
-          <w:rtl w:val="0"/>
-        </w:rPr>
-        <w:t xml:space="preserve"> designed to encourage employees to adopt healthy behaviors. The game offers daily challenges in various categories, such as nutrition, exercise, and mental well-being. Employees earn points and badges by completing these challenges, which motivates them to continue their efforts.</w:t>
       </w:r>
     </w:p>
     <w:p>

--- a/Contacts.docx
+++ b/Contacts.docx
@@ -596,6 +596,17 @@
               <w:jc w:val="left"/>
               <w:rPr/>
             </w:pPr>
+            <w:r>
+              <w:rPr>
+                <w:rFonts w:ascii="Roboto" w:cs="Roboto" w:eastAsia="Roboto" w:hAnsi="Roboto"/>
+                <w:color w:val="222222"/>
+                <w:sz w:val="21"/>
+                <w:szCs w:val="21"/>
+                <w:highlight w:val="white"/>
+                <w:rtl w:val="0"/>
+              </w:rPr>
+              <w:t xml:space="preserve">stanislaw.polko@edu.uekat.pl</w:t>
+            </w:r>
             <w:r>
               <w:rPr>
                 <w:rtl w:val="0"/>
